--- a/docs/hub/estate/Planning and Insight/Data Extracts/1052-53/Data sources and definitions.docx
+++ b/docs/hub/estate/Planning and Insight/Data Extracts/1052-53/Data sources and definitions.docx
@@ -387,7 +387,7 @@
       </w:r>
       <w:r>
         <w:rPr/>
-        <w:t>: students in the final year of their programme. Two-year programmes have finalists in Year 2 but are not surveyed; the NSS covers three-year programmes only.</w:t>
+        <w:t>: students in Year 3. All twelve of the Faculty's programmes are three-year honours programmes, so every programme has finalists in the NSS and graduates with a classification.</w:t>
       </w:r>
     </w:p>
     <w:p>
